--- a/18_DOCX/SUBAGENT_EDITORIAL_WORKFLOW.docx
+++ b/18_DOCX/SUBAGENT_EDITORIAL_WORKFLOW.docx
@@ -7,6 +7,10 @@
         <w:pStyle w:val="Heading1"/>
       </w:pPr>
       <w:r>
+        <w:rPr>
+          <w:color w:val="4F81BD"/>
+          <w:sz w:val="32"/>
+        </w:rPr>
         <w:t>SUBAGENT_EDITORIAL_WORKFLOW - Fluxo editorial com subagentes</w:t>
       </w:r>
     </w:p>
@@ -15,6 +19,10 @@
         <w:pStyle w:val="Heading2"/>
       </w:pPr>
       <w:r>
+        <w:rPr>
+          <w:color w:val="4F81BD"/>
+          <w:sz w:val="28"/>
+        </w:rPr>
         <w:t>Controle</w:t>
       </w:r>
     </w:p>
@@ -23,7 +31,7 @@
         <w:pStyle w:val="ListBullet"/>
       </w:pPr>
       <w:r>
-        <w:t>Versao: 0.1</w:t>
+        <w:t>Versao: 0.2</w:t>
       </w:r>
     </w:p>
     <w:p>
@@ -47,7 +55,7 @@
         <w:pStyle w:val="ListBullet"/>
       </w:pPr>
       <w:r>
-        <w:t>Historico: Criacao inicial.</w:t>
+        <w:t>Historico: Criacao inicial; reforco do modelo operacional.</w:t>
       </w:r>
     </w:p>
     <w:p>
@@ -55,6 +63,10 @@
         <w:pStyle w:val="Heading2"/>
       </w:pPr>
       <w:r>
+        <w:rPr>
+          <w:color w:val="4F81BD"/>
+          <w:sz w:val="28"/>
+        </w:rPr>
         <w:t>Finalidade</w:t>
       </w:r>
     </w:p>
@@ -73,6 +85,10 @@
         <w:pStyle w:val="Heading2"/>
       </w:pPr>
       <w:r>
+        <w:rPr>
+          <w:color w:val="4F81BD"/>
+          <w:sz w:val="28"/>
+        </w:rPr>
         <w:t>Principio central</w:t>
       </w:r>
     </w:p>
@@ -91,14 +107,27 @@
         <w:pStyle w:val="Heading2"/>
       </w:pPr>
       <w:r>
+        <w:rPr>
+          <w:color w:val="4F81BD"/>
+          <w:sz w:val="28"/>
+        </w:rPr>
         <w:t>Equipe recomendada</w:t>
       </w:r>
     </w:p>
     <w:p>
+      <w:r>
+        <w:t>Cada ciclo pode usar todos os papeis abaixo ou apenas os papeis necessarios para o risco do lote. O criterio nao e quantidade de agentes, mas cobertura das lentes editoriais que o conteudo exige.</w:t>
+      </w:r>
+    </w:p>
+    <w:p>
       <w:pPr>
         <w:pStyle w:val="Heading3"/>
       </w:pPr>
       <w:r>
+        <w:rPr>
+          <w:color w:val="4F81BD"/>
+          <w:sz w:val="24"/>
+        </w:rPr>
         <w:t>1. Arquiteto editorial</w:t>
       </w:r>
     </w:p>
@@ -152,6 +181,10 @@
         <w:pStyle w:val="Heading3"/>
       </w:pPr>
       <w:r>
+        <w:rPr>
+          <w:color w:val="4F81BD"/>
+          <w:sz w:val="24"/>
+        </w:rPr>
         <w:t>2. Especialista japones tecnico e NotebookLM</w:t>
       </w:r>
     </w:p>
@@ -197,6 +230,10 @@
         <w:pStyle w:val="Heading3"/>
       </w:pPr>
       <w:r>
+        <w:rPr>
+          <w:color w:val="4F81BD"/>
+          <w:sz w:val="24"/>
+        </w:rPr>
         <w:t>3. Especialista em portugues brasileiro de atendimento</w:t>
       </w:r>
     </w:p>
@@ -242,6 +279,10 @@
         <w:pStyle w:val="Heading3"/>
       </w:pPr>
       <w:r>
+        <w:rPr>
+          <w:color w:val="4F81BD"/>
+          <w:sz w:val="24"/>
+        </w:rPr>
         <w:t>4. Especialista de seguros no Japao e risco comercial</w:t>
       </w:r>
     </w:p>
@@ -311,6 +352,10 @@
         <w:pStyle w:val="Heading3"/>
       </w:pPr>
       <w:r>
+        <w:rPr>
+          <w:color w:val="4F81BD"/>
+          <w:sz w:val="24"/>
+        </w:rPr>
         <w:t>5. Auditor de estrutura e validacao</w:t>
       </w:r>
     </w:p>
@@ -372,6 +417,10 @@
         <w:pStyle w:val="Heading2"/>
       </w:pPr>
       <w:r>
+        <w:rPr>
+          <w:color w:val="4F81BD"/>
+          <w:sz w:val="28"/>
+        </w:rPr>
         <w:t>Regras de delegacao</w:t>
       </w:r>
     </w:p>
@@ -420,7 +469,7 @@
         <w:pStyle w:val="ListBullet"/>
       </w:pPr>
       <w:r>
-        <w:t>Toda entrega deve atualizar `CHANGELOG.md`.</w:t>
+        <w:t>Toda entrega deve atualizar CHANGELOG.md.</w:t>
       </w:r>
     </w:p>
     <w:p>
@@ -428,7 +477,7 @@
         <w:pStyle w:val="ListBullet"/>
       </w:pPr>
       <w:r>
-        <w:t>Toda entrega deve passar por `00_Project/validate_project.py`.</w:t>
+        <w:t>Toda entrega deve passar por 00_Project/validate_project.py.</w:t>
       </w:r>
     </w:p>
     <w:p>
@@ -436,6 +485,491 @@
         <w:pStyle w:val="Heading2"/>
       </w:pPr>
       <w:r>
+        <w:rPr>
+          <w:color w:val="4F81BD"/>
+          <w:sz w:val="28"/>
+        </w:rPr>
+        <w:t>Modelo operacional dos agentes</w:t>
+      </w:r>
+    </w:p>
+    <w:p>
+      <w:pPr>
+        <w:pStyle w:val="Heading3"/>
+      </w:pPr>
+      <w:r>
+        <w:rPr>
+          <w:color w:val="4F81BD"/>
+          <w:sz w:val="24"/>
+        </w:rPr>
+        <w:t>Entrada minima para cada subagente</w:t>
+      </w:r>
+    </w:p>
+    <w:p>
+      <w:r>
+        <w:t>Cada subagente deve receber:</w:t>
+      </w:r>
+    </w:p>
+    <w:p>
+      <w:pPr>
+        <w:pStyle w:val="ListBullet"/>
+      </w:pPr>
+      <w:r>
+        <w:t>objetivo do ciclo</w:t>
+      </w:r>
+    </w:p>
+    <w:p>
+      <w:pPr>
+        <w:pStyle w:val="ListBullet"/>
+      </w:pPr>
+      <w:r>
+        <w:t>arquivos ou pastas em escopo</w:t>
+      </w:r>
+    </w:p>
+    <w:p>
+      <w:pPr>
+        <w:pStyle w:val="ListBullet"/>
+      </w:pPr>
+      <w:r>
+        <w:t>papel editorial esperado</w:t>
+      </w:r>
+    </w:p>
+    <w:p>
+      <w:pPr>
+        <w:pStyle w:val="ListBullet"/>
+      </w:pPr>
+      <w:r>
+        <w:t>tipo de saida esperada</w:t>
+      </w:r>
+    </w:p>
+    <w:p>
+      <w:pPr>
+        <w:pStyle w:val="ListBullet"/>
+      </w:pPr>
+      <w:r>
+        <w:t>proibicoes relevantes, como nao alterar traducao existente, nao usar romaji e nao prometer cobertura, aceitacao ou pagamento</w:t>
+      </w:r>
+    </w:p>
+    <w:p>
+      <w:pPr>
+        <w:pStyle w:val="Heading3"/>
+      </w:pPr>
+      <w:r>
+        <w:rPr>
+          <w:color w:val="4F81BD"/>
+          <w:sz w:val="24"/>
+        </w:rPr>
+        <w:t>Saida esperada por papel</w:t>
+      </w:r>
+    </w:p>
+    <w:p>
+      <w:r>
+        <w:t>O arquiteto editorial deve entregar:</w:t>
+      </w:r>
+    </w:p>
+    <w:p>
+      <w:pPr>
+        <w:pStyle w:val="ListBullet"/>
+      </w:pPr>
+      <w:r>
+        <w:t>problemas de estrutura</w:t>
+      </w:r>
+    </w:p>
+    <w:p>
+      <w:pPr>
+        <w:pStyle w:val="ListBullet"/>
+      </w:pPr>
+      <w:r>
+        <w:t>conflitos com README ou EDITORIAL_RULES</w:t>
+      </w:r>
+    </w:p>
+    <w:p>
+      <w:pPr>
+        <w:pStyle w:val="ListBullet"/>
+      </w:pPr>
+      <w:r>
+        <w:t>impacto em templates, indices, pacotes NotebookLM e CHANGELOG</w:t>
+      </w:r>
+    </w:p>
+    <w:p>
+      <w:r>
+        <w:t>O especialista japones tecnico e NotebookLM deve entregar:</w:t>
+      </w:r>
+    </w:p>
+    <w:p>
+      <w:pPr>
+        <w:pStyle w:val="ListBullet"/>
+      </w:pPr>
+      <w:r>
+        <w:t>consultas naturais em japones</w:t>
+      </w:r>
+    </w:p>
+    <w:p>
+      <w:pPr>
+        <w:pStyle w:val="ListBullet"/>
+      </w:pPr>
+      <w:r>
+        <w:t>termos japoneses que precisam aparecer para recuperacao</w:t>
+      </w:r>
+    </w:p>
+    <w:p>
+      <w:pPr>
+        <w:pStyle w:val="ListBullet"/>
+      </w:pPr>
+      <w:r>
+        <w:t>risco de ambiguidade para corretor nativo japones</w:t>
+      </w:r>
+    </w:p>
+    <w:p>
+      <w:pPr>
+        <w:pStyle w:val="ListBullet"/>
+      </w:pPr>
+      <w:r>
+        <w:t>sugestoes de agrupamento para NotebookLM</w:t>
+      </w:r>
+    </w:p>
+    <w:p>
+      <w:r>
+        <w:t>O especialista em portugues brasileiro de atendimento deve entregar:</w:t>
+      </w:r>
+    </w:p>
+    <w:p>
+      <w:pPr>
+        <w:pStyle w:val="ListBullet"/>
+      </w:pPr>
+      <w:r>
+        <w:t>frases que soam pouco naturais</w:t>
+      </w:r>
+    </w:p>
+    <w:p>
+      <w:pPr>
+        <w:pStyle w:val="ListBullet"/>
+      </w:pPr>
+      <w:r>
+        <w:t>respostas mais claras para cliente brasileiro</w:t>
+      </w:r>
+    </w:p>
+    <w:p>
+      <w:pPr>
+        <w:pStyle w:val="ListBullet"/>
+      </w:pPr>
+      <w:r>
+        <w:t>objecoes provaveis</w:t>
+      </w:r>
+    </w:p>
+    <w:p>
+      <w:pPr>
+        <w:pStyle w:val="ListBullet"/>
+      </w:pPr>
+      <w:r>
+        <w:t>proximo passo concreto de atendimento</w:t>
+      </w:r>
+    </w:p>
+    <w:p>
+      <w:r>
+        <w:t>O especialista de seguros no Japao e risco comercial deve entregar:</w:t>
+      </w:r>
+    </w:p>
+    <w:p>
+      <w:pPr>
+        <w:pStyle w:val="ListBullet"/>
+      </w:pPr>
+      <w:r>
+        <w:t>risco de promessa indevida</w:t>
+      </w:r>
+    </w:p>
+    <w:p>
+      <w:pPr>
+        <w:pStyle w:val="ListBullet"/>
+      </w:pPr>
+      <w:r>
+        <w:t>trechos que precisam de limite comercial/compliance</w:t>
+      </w:r>
+    </w:p>
+    <w:p>
+      <w:pPr>
+        <w:pStyle w:val="ListBullet"/>
+      </w:pPr>
+      <w:r>
+        <w:t>separacao entre explicacao do corretor e decisao da seguradora</w:t>
+      </w:r>
+    </w:p>
+    <w:p>
+      <w:pPr>
+        <w:pStyle w:val="ListBullet"/>
+      </w:pPr>
+      <w:r>
+        <w:t>temas que exigem confirmacao em documentos oficiais</w:t>
+      </w:r>
+    </w:p>
+    <w:p>
+      <w:r>
+        <w:t>O auditor de estrutura e validacao deve entregar:</w:t>
+      </w:r>
+    </w:p>
+    <w:p>
+      <w:pPr>
+        <w:pStyle w:val="ListBullet"/>
+      </w:pPr>
+      <w:r>
+        <w:t>referencias quebradas ou fracas</w:t>
+      </w:r>
+    </w:p>
+    <w:p>
+      <w:pPr>
+        <w:pStyle w:val="ListBullet"/>
+      </w:pPr>
+      <w:r>
+        <w:t>padroes ausentes</w:t>
+      </w:r>
+    </w:p>
+    <w:p>
+      <w:pPr>
+        <w:pStyle w:val="ListBullet"/>
+      </w:pPr>
+      <w:r>
+        <w:t>lacunas de DOCX/PDF</w:t>
+      </w:r>
+    </w:p>
+    <w:p>
+      <w:pPr>
+        <w:pStyle w:val="ListBullet"/>
+      </w:pPr>
+      <w:r>
+        <w:t>warnings que devem virar backlog editorial</w:t>
+      </w:r>
+    </w:p>
+    <w:p>
+      <w:pPr>
+        <w:pStyle w:val="Heading3"/>
+      </w:pPr>
+      <w:r>
+        <w:rPr>
+          <w:color w:val="4F81BD"/>
+          <w:sz w:val="24"/>
+        </w:rPr>
+        <w:t>Consolidacao pelo editor-chefe</w:t>
+      </w:r>
+    </w:p>
+    <w:p>
+      <w:r>
+        <w:t>O editor-chefe deve transformar os pareceres em uma decisao unica:</w:t>
+      </w:r>
+    </w:p>
+    <w:p>
+      <w:pPr>
+        <w:pStyle w:val="ListBullet"/>
+      </w:pPr>
+      <w:r>
+        <w:t>aplicar agora</w:t>
+      </w:r>
+    </w:p>
+    <w:p>
+      <w:pPr>
+        <w:pStyle w:val="ListBullet"/>
+      </w:pPr>
+      <w:r>
+        <w:t>registrar como backlog</w:t>
+      </w:r>
+    </w:p>
+    <w:p>
+      <w:pPr>
+        <w:pStyle w:val="ListBullet"/>
+      </w:pPr>
+      <w:r>
+        <w:t>rejeitar por conflito com a especificacao</w:t>
+      </w:r>
+    </w:p>
+    <w:p>
+      <w:pPr>
+        <w:pStyle w:val="ListBullet"/>
+      </w:pPr>
+      <w:r>
+        <w:t>pedir decisao do usuario quando houver mudanca de escopo, risco juridico ou alteracao estrutural relevante</w:t>
+      </w:r>
+    </w:p>
+    <w:p>
+      <w:r>
+        <w:t>Quando dois subagentes divergirem, prevalece a decisao que melhor protege o objetivo do projeto: o corretor japones deve consultar o NotebookLM, entender rapidamente o tema e explicar ao cliente brasileiro sem promessa indevida.</w:t>
+      </w:r>
+    </w:p>
+    <w:p>
+      <w:pPr>
+        <w:pStyle w:val="Heading2"/>
+      </w:pPr>
+      <w:r>
+        <w:rPr>
+          <w:color w:val="4F81BD"/>
+          <w:sz w:val="28"/>
+        </w:rPr>
+        <w:t>Quando usar subagentes</w:t>
+      </w:r>
+    </w:p>
+    <w:p>
+      <w:r>
+        <w:t>Usar subagentes em ciclos que envolvam:</w:t>
+      </w:r>
+    </w:p>
+    <w:p>
+      <w:pPr>
+        <w:pStyle w:val="ListBullet"/>
+      </w:pPr>
+      <w:r>
+        <w:t>pacotes NotebookLM</w:t>
+      </w:r>
+    </w:p>
+    <w:p>
+      <w:pPr>
+        <w:pStyle w:val="ListBullet"/>
+      </w:pPr>
+      <w:r>
+        <w:t>normalizacao de FAQs em lote</w:t>
+      </w:r>
+    </w:p>
+    <w:p>
+      <w:pPr>
+        <w:pStyle w:val="ListBullet"/>
+      </w:pPr>
+      <w:r>
+        <w:t>conteudo sensivel, como sinistro, pagamento, aceitacao, imposto ou declaracao de saude</w:t>
+      </w:r>
+    </w:p>
+    <w:p>
+      <w:pPr>
+        <w:pStyle w:val="ListBullet"/>
+      </w:pPr>
+      <w:r>
+        <w:t>mudanca em regras editoriais</w:t>
+      </w:r>
+    </w:p>
+    <w:p>
+      <w:pPr>
+        <w:pStyle w:val="ListBullet"/>
+      </w:pPr>
+      <w:r>
+        <w:t>abertura de nova categoria de produto</w:t>
+      </w:r>
+    </w:p>
+    <w:p>
+      <w:pPr>
+        <w:pStyle w:val="ListBullet"/>
+      </w:pPr>
+      <w:r>
+        <w:t>auditoria de qualidade antes de grande expansao</w:t>
+      </w:r>
+    </w:p>
+    <w:p>
+      <w:r>
+        <w:t>Nao e necessario usar subagentes para:</w:t>
+      </w:r>
+    </w:p>
+    <w:p>
+      <w:pPr>
+        <w:pStyle w:val="ListBullet"/>
+      </w:pPr>
+      <w:r>
+        <w:t>correcao ortografica pequena</w:t>
+      </w:r>
+    </w:p>
+    <w:p>
+      <w:pPr>
+        <w:pStyle w:val="ListBullet"/>
+      </w:pPr>
+      <w:r>
+        <w:t>ajuste pontual de referencia cruzada</w:t>
+      </w:r>
+    </w:p>
+    <w:p>
+      <w:pPr>
+        <w:pStyle w:val="ListBullet"/>
+      </w:pPr>
+      <w:r>
+        <w:t>geracao mecanica de DOCX/PDF ja validada</w:t>
+      </w:r>
+    </w:p>
+    <w:p>
+      <w:pPr>
+        <w:pStyle w:val="ListBullet"/>
+      </w:pPr>
+      <w:r>
+        <w:t>atualizacao simples de CHANGELOG</w:t>
+      </w:r>
+    </w:p>
+    <w:p>
+      <w:pPr>
+        <w:pStyle w:val="Heading2"/>
+      </w:pPr>
+      <w:r>
+        <w:rPr>
+          <w:color w:val="4F81BD"/>
+          <w:sz w:val="28"/>
+        </w:rPr>
+        <w:t>Backlog gerado por warnings</w:t>
+      </w:r>
+    </w:p>
+    <w:p>
+      <w:r>
+        <w:t>Warnings do validador devem ser tratados como fila editorial, nao como falha operacional.</w:t>
+      </w:r>
+    </w:p>
+    <w:p>
+      <w:r>
+        <w:t>Prioridade recomendada:</w:t>
+      </w:r>
+    </w:p>
+    <w:p>
+      <w:pPr>
+        <w:pStyle w:val="ListNumber"/>
+      </w:pPr>
+      <w:r>
+        <w:t>FAQs e casos sensiveis sem ## Limite comercial/compliance.</w:t>
+      </w:r>
+    </w:p>
+    <w:p>
+      <w:pPr>
+        <w:pStyle w:val="ListNumber"/>
+      </w:pPr>
+      <w:r>
+        <w:t>FAQs sem ## Consulta natural em japonês.</w:t>
+      </w:r>
+    </w:p>
+    <w:p>
+      <w:pPr>
+        <w:pStyle w:val="ListNumber"/>
+      </w:pPr>
+      <w:r>
+        <w:t>Dialogos sem objecao real ou sem proximo passo concreto.</w:t>
+      </w:r>
+    </w:p>
+    <w:p>
+      <w:pPr>
+        <w:pStyle w:val="ListNumber"/>
+      </w:pPr>
+      <w:r>
+        <w:t>Indices NotebookLM pouco conversacionais.</w:t>
+      </w:r>
+    </w:p>
+    <w:p>
+      <w:pPr>
+        <w:pStyle w:val="ListNumber"/>
+      </w:pPr>
+      <w:r>
+        <w:t>Termos recorrentes sem alinhamento explicito com o glossario mestre.</w:t>
+      </w:r>
+    </w:p>
+    <w:p>
+      <w:r>
+        <w:t>Cada ciclo de normalizacao deve reduzir a fila de warnings ou justificar no relatorio por que a fila permaneceu igual.</w:t>
+      </w:r>
+    </w:p>
+    <w:p>
+      <w:pPr>
+        <w:pStyle w:val="Heading2"/>
+      </w:pPr>
+      <w:r>
+        <w:rPr>
+          <w:color w:val="4F81BD"/>
+          <w:sz w:val="28"/>
+        </w:rPr>
         <w:t>Fluxo recomendado</w:t>
       </w:r>
     </w:p>
@@ -524,6 +1058,10 @@
         <w:pStyle w:val="Heading2"/>
       </w:pPr>
       <w:r>
+        <w:rPr>
+          <w:color w:val="4F81BD"/>
+          <w:sz w:val="28"/>
+        </w:rPr>
         <w:t>Criterios para aceitar recomendacao de subagente</w:t>
       </w:r>
     </w:p>
@@ -630,6 +1168,10 @@
         <w:pStyle w:val="Heading2"/>
       </w:pPr>
       <w:r>
+        <w:rPr>
+          <w:color w:val="4F81BD"/>
+          <w:sz w:val="28"/>
+        </w:rPr>
         <w:t>Piloto inicial</w:t>
       </w:r>
     </w:p>
@@ -680,6 +1222,10 @@
         <w:pStyle w:val="Heading2"/>
       </w:pPr>
       <w:r>
+        <w:rPr>
+          <w:color w:val="4F81BD"/>
+          <w:sz w:val="28"/>
+        </w:rPr>
         <w:t>Resultado do primeiro piloto</w:t>
       </w:r>
     </w:p>
@@ -767,110 +1313,52 @@
         <w:pStyle w:val="Heading2"/>
       </w:pPr>
       <w:r>
+        <w:rPr>
+          <w:color w:val="4F81BD"/>
+          <w:sz w:val="28"/>
+        </w:rPr>
         <w:t>Historico de revisao</w:t>
       </w:r>
     </w:p>
-    <w:tbl>
-      <w:tblPr>
-        <w:tblStyle w:val="TableGrid"/>
-        <w:tblW w:type="auto" w:w="0"/>
-        <w:tblLook w:firstColumn="1" w:firstRow="1" w:lastColumn="0" w:lastRow="0" w:noHBand="0" w:noVBand="1" w:val="04A0"/>
-      </w:tblPr>
-      <w:tblGrid>
-        <w:gridCol w:w="2448"/>
-        <w:gridCol w:w="2448"/>
-        <w:gridCol w:w="2448"/>
-        <w:gridCol w:w="2448"/>
-      </w:tblGrid>
-      <w:tr>
-        <w:tc>
-          <w:tcPr>
-            <w:tcW w:type="dxa" w:w="2448"/>
-          </w:tcPr>
-          <w:p>
-            <w:r>
-              <w:t>Data</w:t>
-            </w:r>
-          </w:p>
-        </w:tc>
-        <w:tc>
-          <w:tcPr>
-            <w:tcW w:type="dxa" w:w="2448"/>
-          </w:tcPr>
-          <w:p>
-            <w:r>
-              <w:t>Versao</w:t>
-            </w:r>
-          </w:p>
-        </w:tc>
-        <w:tc>
-          <w:tcPr>
-            <w:tcW w:type="dxa" w:w="2448"/>
-          </w:tcPr>
-          <w:p>
-            <w:r>
-              <w:t>Autor</w:t>
-            </w:r>
-          </w:p>
-        </w:tc>
-        <w:tc>
-          <w:tcPr>
-            <w:tcW w:type="dxa" w:w="2448"/>
-          </w:tcPr>
-          <w:p>
-            <w:r>
-              <w:t>Alteracao</w:t>
-            </w:r>
-          </w:p>
-        </w:tc>
-      </w:tr>
-      <w:tr>
-        <w:tc>
-          <w:tcPr>
-            <w:tcW w:type="dxa" w:w="2448"/>
-          </w:tcPr>
-          <w:p>
-            <w:r>
-              <w:t>2026-06-26</w:t>
-            </w:r>
-          </w:p>
-        </w:tc>
-        <w:tc>
-          <w:tcPr>
-            <w:tcW w:type="dxa" w:w="2448"/>
-          </w:tcPr>
-          <w:p>
-            <w:r>
-              <w:t>0.1</w:t>
-            </w:r>
-          </w:p>
-        </w:tc>
-        <w:tc>
-          <w:tcPr>
-            <w:tcW w:type="dxa" w:w="2448"/>
-          </w:tcPr>
-          <w:p>
-            <w:r>
-              <w:t>JP-BR Insurance Knowledge Base</w:t>
-            </w:r>
-          </w:p>
-        </w:tc>
-        <w:tc>
-          <w:tcPr>
-            <w:tcW w:type="dxa" w:w="2448"/>
-          </w:tcPr>
-          <w:p>
-            <w:r>
-              <w:t>Criacao do fluxo editorial com subagentes.</w:t>
-            </w:r>
-          </w:p>
-        </w:tc>
-      </w:tr>
-    </w:tbl>
-    <w:p/>
+    <w:p>
+      <w:r>
+        <w:rPr>
+          <w:rFonts w:ascii="Courier New" w:hAnsi="Courier New"/>
+          <w:sz w:val="16"/>
+        </w:rPr>
+        <w:t>| Data | Versao | Autor | Alteracao |</w:t>
+      </w:r>
+    </w:p>
+    <w:p>
+      <w:r>
+        <w:rPr>
+          <w:rFonts w:ascii="Courier New" w:hAnsi="Courier New"/>
+          <w:sz w:val="16"/>
+        </w:rPr>
+        <w:t>| --- | --- | --- | --- |</w:t>
+      </w:r>
+    </w:p>
+    <w:p>
+      <w:r>
+        <w:rPr>
+          <w:rFonts w:ascii="Courier New" w:hAnsi="Courier New"/>
+          <w:sz w:val="16"/>
+        </w:rPr>
+        <w:t>| 2026-06-26 | 0.2 | JP-BR Insurance Knowledge Base | Reforco do modelo operacional, saidas por papel e tratamento de warnings como backlog editorial. |</w:t>
+      </w:r>
+    </w:p>
+    <w:p>
+      <w:r>
+        <w:rPr>
+          <w:rFonts w:ascii="Courier New" w:hAnsi="Courier New"/>
+          <w:sz w:val="16"/>
+        </w:rPr>
+        <w:t>| 2026-06-26 | 0.1 | JP-BR Insurance Knowledge Base | Criacao do fluxo editorial com subagentes. |</w:t>
+      </w:r>
+    </w:p>
     <w:sectPr>
       <w:pgSz w:w="12240" w:h="15840"/>
-      <w:pgMar w:top="1152" w:right="1224" w:bottom="1152" w:left="1224" w:header="720" w:footer="720" w:gutter="0"/>
+      <w:pgMar w:top="1440" w:right="1440" w:bottom="1440" w:left="1440" w:header="720" w:footer="720" w:gutter="0"/>
       <w:cols w:space="720"/>
       <w:docGrid w:linePitch="360"/>
     </w:sectPr>
@@ -1242,7 +1730,8 @@
     <w:qFormat/>
     <w:rsid w:val="00FC693F"/>
     <w:rPr>
-      <w:rFonts w:ascii="Arial" w:hAnsi="Arial" w:eastAsia="Yu Gothic"/>
+      <w:rFonts w:ascii="Arial" w:hAnsi="Arial"/>
+      <w:sz w:val="22"/>
     </w:rPr>
   </w:style>
   <w:style w:type="paragraph" w:styleId="Header">
@@ -1259,9 +1748,6 @@
       </w:tabs>
       <w:spacing w:after="0" w:line="240" w:lineRule="auto"/>
     </w:pPr>
-    <w:rPr>
-      <w:rFonts w:ascii="Arial" w:hAnsi="Arial" w:eastAsia="Yu Gothic"/>
-    </w:rPr>
   </w:style>
   <w:style w:type="character" w:customStyle="1" w:styleId="HeaderChar">
     <w:name w:val="Header Char"/>
@@ -1284,9 +1770,6 @@
       </w:tabs>
       <w:spacing w:after="0" w:line="240" w:lineRule="auto"/>
     </w:pPr>
-    <w:rPr>
-      <w:rFonts w:ascii="Arial" w:hAnsi="Arial" w:eastAsia="Yu Gothic"/>
-    </w:rPr>
   </w:style>
   <w:style w:type="character" w:customStyle="1" w:styleId="FooterChar">
     <w:name w:val="Footer Char"/>
@@ -1310,7 +1793,7 @@
       <w:outlineLvl w:val="0"/>
     </w:pPr>
     <w:rPr>
-      <w:rFonts w:asciiTheme="majorHAnsi" w:eastAsiaTheme="majorEastAsia" w:hAnsiTheme="majorHAnsi" w:cstheme="majorBidi" w:ascii="Arial" w:hAnsi="Arial" w:eastAsia="Yu Gothic"/>
+      <w:rFonts w:asciiTheme="majorHAnsi" w:eastAsiaTheme="majorEastAsia" w:hAnsiTheme="majorHAnsi" w:cstheme="majorBidi"/>
       <w:b/>
       <w:bCs/>
       <w:color w:val="365F91" w:themeColor="accent1" w:themeShade="BF"/>
@@ -1334,7 +1817,7 @@
       <w:outlineLvl w:val="1"/>
     </w:pPr>
     <w:rPr>
-      <w:rFonts w:asciiTheme="majorHAnsi" w:eastAsiaTheme="majorEastAsia" w:hAnsiTheme="majorHAnsi" w:cstheme="majorBidi" w:ascii="Arial" w:hAnsi="Arial" w:eastAsia="Yu Gothic"/>
+      <w:rFonts w:asciiTheme="majorHAnsi" w:eastAsiaTheme="majorEastAsia" w:hAnsiTheme="majorHAnsi" w:cstheme="majorBidi"/>
       <w:b/>
       <w:bCs/>
       <w:color w:val="4F81BD" w:themeColor="accent1"/>
@@ -1358,7 +1841,7 @@
       <w:outlineLvl w:val="2"/>
     </w:pPr>
     <w:rPr>
-      <w:rFonts w:asciiTheme="majorHAnsi" w:eastAsiaTheme="majorEastAsia" w:hAnsiTheme="majorHAnsi" w:cstheme="majorBidi" w:ascii="Arial" w:hAnsi="Arial" w:eastAsia="Yu Gothic"/>
+      <w:rFonts w:asciiTheme="majorHAnsi" w:eastAsiaTheme="majorEastAsia" w:hAnsiTheme="majorHAnsi" w:cstheme="majorBidi"/>
       <w:b/>
       <w:bCs/>
       <w:color w:val="4F81BD" w:themeColor="accent1"/>
@@ -1381,7 +1864,7 @@
       <w:outlineLvl w:val="3"/>
     </w:pPr>
     <w:rPr>
-      <w:rFonts w:asciiTheme="majorHAnsi" w:eastAsiaTheme="majorEastAsia" w:hAnsiTheme="majorHAnsi" w:cstheme="majorBidi" w:ascii="Arial" w:hAnsi="Arial" w:eastAsia="Yu Gothic"/>
+      <w:rFonts w:asciiTheme="majorHAnsi" w:eastAsiaTheme="majorEastAsia" w:hAnsiTheme="majorHAnsi" w:cstheme="majorBidi"/>
       <w:b/>
       <w:bCs/>
       <w:i/>
@@ -1406,7 +1889,7 @@
       <w:outlineLvl w:val="4"/>
     </w:pPr>
     <w:rPr>
-      <w:rFonts w:asciiTheme="majorHAnsi" w:eastAsiaTheme="majorEastAsia" w:hAnsiTheme="majorHAnsi" w:cstheme="majorBidi" w:ascii="Arial" w:hAnsi="Arial" w:eastAsia="Yu Gothic"/>
+      <w:rFonts w:asciiTheme="majorHAnsi" w:eastAsiaTheme="majorEastAsia" w:hAnsiTheme="majorHAnsi" w:cstheme="majorBidi"/>
       <w:color w:val="243F60" w:themeColor="accent1" w:themeShade="7F"/>
     </w:rPr>
   </w:style>
@@ -1427,7 +1910,7 @@
       <w:outlineLvl w:val="5"/>
     </w:pPr>
     <w:rPr>
-      <w:rFonts w:asciiTheme="majorHAnsi" w:eastAsiaTheme="majorEastAsia" w:hAnsiTheme="majorHAnsi" w:cstheme="majorBidi" w:ascii="Arial" w:hAnsi="Arial" w:eastAsia="Yu Gothic"/>
+      <w:rFonts w:asciiTheme="majorHAnsi" w:eastAsiaTheme="majorEastAsia" w:hAnsiTheme="majorHAnsi" w:cstheme="majorBidi"/>
       <w:i/>
       <w:iCs/>
       <w:color w:val="243F60" w:themeColor="accent1" w:themeShade="7F"/>
@@ -1450,7 +1933,7 @@
       <w:outlineLvl w:val="6"/>
     </w:pPr>
     <w:rPr>
-      <w:rFonts w:asciiTheme="majorHAnsi" w:eastAsiaTheme="majorEastAsia" w:hAnsiTheme="majorHAnsi" w:cstheme="majorBidi" w:ascii="Arial" w:hAnsi="Arial" w:eastAsia="Yu Gothic"/>
+      <w:rFonts w:asciiTheme="majorHAnsi" w:eastAsiaTheme="majorEastAsia" w:hAnsiTheme="majorHAnsi" w:cstheme="majorBidi"/>
       <w:i/>
       <w:iCs/>
       <w:color w:val="404040" w:themeColor="text1" w:themeTint="BF"/>
@@ -1473,7 +1956,7 @@
       <w:outlineLvl w:val="7"/>
     </w:pPr>
     <w:rPr>
-      <w:rFonts w:asciiTheme="majorHAnsi" w:eastAsiaTheme="majorEastAsia" w:hAnsiTheme="majorHAnsi" w:cstheme="majorBidi" w:ascii="Arial" w:hAnsi="Arial" w:eastAsia="Yu Gothic"/>
+      <w:rFonts w:asciiTheme="majorHAnsi" w:eastAsiaTheme="majorEastAsia" w:hAnsiTheme="majorHAnsi" w:cstheme="majorBidi"/>
       <w:color w:val="4F81BD" w:themeColor="accent1"/>
       <w:sz w:val="20"/>
       <w:szCs w:val="20"/>
@@ -1496,7 +1979,7 @@
       <w:outlineLvl w:val="8"/>
     </w:pPr>
     <w:rPr>
-      <w:rFonts w:asciiTheme="majorHAnsi" w:eastAsiaTheme="majorEastAsia" w:hAnsiTheme="majorHAnsi" w:cstheme="majorBidi" w:ascii="Arial" w:hAnsi="Arial" w:eastAsia="Yu Gothic"/>
+      <w:rFonts w:asciiTheme="majorHAnsi" w:eastAsiaTheme="majorEastAsia" w:hAnsiTheme="majorHAnsi" w:cstheme="majorBidi"/>
       <w:i/>
       <w:iCs/>
       <w:color w:val="404040" w:themeColor="text1" w:themeTint="BF"/>
@@ -1539,9 +2022,6 @@
     <w:pPr>
       <w:spacing w:after="0" w:line="240" w:lineRule="auto"/>
     </w:pPr>
-    <w:rPr>
-      <w:rFonts w:ascii="Arial" w:hAnsi="Arial" w:eastAsia="Yu Gothic"/>
-    </w:rPr>
   </w:style>
   <w:style w:type="character" w:customStyle="1" w:styleId="Heading1Char">
     <w:name w:val="Heading 1 Char"/>
@@ -1602,7 +2082,7 @@
       <w:contextualSpacing/>
     </w:pPr>
     <w:rPr>
-      <w:rFonts w:asciiTheme="majorHAnsi" w:eastAsiaTheme="majorEastAsia" w:hAnsiTheme="majorHAnsi" w:cstheme="majorBidi" w:ascii="Arial" w:hAnsi="Arial" w:eastAsia="Yu Gothic"/>
+      <w:rFonts w:asciiTheme="majorHAnsi" w:eastAsiaTheme="majorEastAsia" w:hAnsiTheme="majorHAnsi" w:cstheme="majorBidi"/>
       <w:color w:val="17365D" w:themeColor="text2" w:themeShade="BF"/>
       <w:spacing w:val="5"/>
       <w:kern w:val="28"/>
@@ -1639,7 +2119,7 @@
       </w:numPr>
     </w:pPr>
     <w:rPr>
-      <w:rFonts w:asciiTheme="majorHAnsi" w:eastAsiaTheme="majorEastAsia" w:hAnsiTheme="majorHAnsi" w:cstheme="majorBidi" w:ascii="Arial" w:hAnsi="Arial" w:eastAsia="Yu Gothic"/>
+      <w:rFonts w:asciiTheme="majorHAnsi" w:eastAsiaTheme="majorEastAsia" w:hAnsiTheme="majorHAnsi" w:cstheme="majorBidi"/>
       <w:i/>
       <w:iCs/>
       <w:color w:val="4F81BD" w:themeColor="accent1"/>
@@ -1674,9 +2154,6 @@
       <w:ind w:left="720"/>
       <w:contextualSpacing/>
     </w:pPr>
-    <w:rPr>
-      <w:rFonts w:ascii="Arial" w:hAnsi="Arial" w:eastAsia="Yu Gothic"/>
-    </w:rPr>
   </w:style>
   <w:style w:type="paragraph" w:styleId="BodyText">
     <w:name w:val="Body Text"/>
@@ -1688,9 +2165,6 @@
     <w:pPr>
       <w:spacing w:after="120"/>
     </w:pPr>
-    <w:rPr>
-      <w:rFonts w:ascii="Arial" w:hAnsi="Arial" w:eastAsia="Yu Gothic"/>
-    </w:rPr>
   </w:style>
   <w:style w:type="character" w:customStyle="1" w:styleId="BodyTextChar">
     <w:name w:val="Body Text Char"/>
@@ -1709,9 +2183,6 @@
     <w:pPr>
       <w:spacing w:after="120" w:line="480" w:lineRule="auto"/>
     </w:pPr>
-    <w:rPr>
-      <w:rFonts w:ascii="Arial" w:hAnsi="Arial" w:eastAsia="Yu Gothic"/>
-    </w:rPr>
   </w:style>
   <w:style w:type="character" w:customStyle="1" w:styleId="BodyText2Char">
     <w:name w:val="Body Text 2 Char"/>
@@ -1731,7 +2202,6 @@
       <w:spacing w:after="120"/>
     </w:pPr>
     <w:rPr>
-      <w:rFonts w:ascii="Arial" w:hAnsi="Arial" w:eastAsia="Yu Gothic"/>
       <w:sz w:val="16"/>
       <w:szCs w:val="16"/>
     </w:rPr>
@@ -1757,9 +2227,6 @@
       <w:ind w:left="360" w:hanging="360"/>
       <w:contextualSpacing/>
     </w:pPr>
-    <w:rPr>
-      <w:rFonts w:ascii="Arial" w:hAnsi="Arial" w:eastAsia="Yu Gothic"/>
-    </w:rPr>
   </w:style>
   <w:style w:type="paragraph" w:styleId="List2">
     <w:name w:val="List 2"/>
@@ -1771,9 +2238,6 @@
       <w:ind w:left="720" w:hanging="360"/>
       <w:contextualSpacing/>
     </w:pPr>
-    <w:rPr>
-      <w:rFonts w:ascii="Arial" w:hAnsi="Arial" w:eastAsia="Yu Gothic"/>
-    </w:rPr>
   </w:style>
   <w:style w:type="paragraph" w:styleId="List3">
     <w:name w:val="List 3"/>
@@ -1785,9 +2249,6 @@
       <w:ind w:left="1080" w:hanging="360"/>
       <w:contextualSpacing/>
     </w:pPr>
-    <w:rPr>
-      <w:rFonts w:ascii="Arial" w:hAnsi="Arial" w:eastAsia="Yu Gothic"/>
-    </w:rPr>
   </w:style>
   <w:style w:type="paragraph" w:styleId="ListBullet">
     <w:name w:val="List Bullet"/>
@@ -1801,9 +2262,6 @@
       </w:numPr>
       <w:contextualSpacing/>
     </w:pPr>
-    <w:rPr>
-      <w:rFonts w:ascii="Arial" w:hAnsi="Arial" w:eastAsia="Yu Gothic"/>
-    </w:rPr>
   </w:style>
   <w:style w:type="paragraph" w:styleId="ListBullet2">
     <w:name w:val="List Bullet 2"/>
@@ -1817,9 +2275,6 @@
       </w:numPr>
       <w:contextualSpacing/>
     </w:pPr>
-    <w:rPr>
-      <w:rFonts w:ascii="Arial" w:hAnsi="Arial" w:eastAsia="Yu Gothic"/>
-    </w:rPr>
   </w:style>
   <w:style w:type="paragraph" w:styleId="ListBullet3">
     <w:name w:val="List Bullet 3"/>
@@ -1833,9 +2288,6 @@
       </w:numPr>
       <w:contextualSpacing/>
     </w:pPr>
-    <w:rPr>
-      <w:rFonts w:ascii="Arial" w:hAnsi="Arial" w:eastAsia="Yu Gothic"/>
-    </w:rPr>
   </w:style>
   <w:style w:type="paragraph" w:styleId="ListNumber">
     <w:name w:val="List Number"/>
@@ -1849,9 +2301,6 @@
       </w:numPr>
       <w:contextualSpacing/>
     </w:pPr>
-    <w:rPr>
-      <w:rFonts w:ascii="Arial" w:hAnsi="Arial" w:eastAsia="Yu Gothic"/>
-    </w:rPr>
   </w:style>
   <w:style w:type="paragraph" w:styleId="ListNumber2">
     <w:name w:val="List Number 2"/>
@@ -1865,9 +2314,6 @@
       </w:numPr>
       <w:contextualSpacing/>
     </w:pPr>
-    <w:rPr>
-      <w:rFonts w:ascii="Arial" w:hAnsi="Arial" w:eastAsia="Yu Gothic"/>
-    </w:rPr>
   </w:style>
   <w:style w:type="paragraph" w:styleId="ListNumber3">
     <w:name w:val="List Number 3"/>
@@ -1881,9 +2327,6 @@
       </w:numPr>
       <w:contextualSpacing/>
     </w:pPr>
-    <w:rPr>
-      <w:rFonts w:ascii="Arial" w:hAnsi="Arial" w:eastAsia="Yu Gothic"/>
-    </w:rPr>
   </w:style>
   <w:style w:type="paragraph" w:styleId="ListContinue">
     <w:name w:val="List Continue"/>
@@ -1896,9 +2339,6 @@
       <w:ind w:left="360"/>
       <w:contextualSpacing/>
     </w:pPr>
-    <w:rPr>
-      <w:rFonts w:ascii="Arial" w:hAnsi="Arial" w:eastAsia="Yu Gothic"/>
-    </w:rPr>
   </w:style>
   <w:style w:type="paragraph" w:styleId="ListContinue2">
     <w:name w:val="List Continue 2"/>
@@ -1911,9 +2351,6 @@
       <w:ind w:left="720"/>
       <w:contextualSpacing/>
     </w:pPr>
-    <w:rPr>
-      <w:rFonts w:ascii="Arial" w:hAnsi="Arial" w:eastAsia="Yu Gothic"/>
-    </w:rPr>
   </w:style>
   <w:style w:type="paragraph" w:styleId="ListContinue3">
     <w:name w:val="List Continue 3"/>
@@ -1926,9 +2363,6 @@
       <w:ind w:left="1080"/>
       <w:contextualSpacing/>
     </w:pPr>
-    <w:rPr>
-      <w:rFonts w:ascii="Arial" w:hAnsi="Arial" w:eastAsia="Yu Gothic"/>
-    </w:rPr>
   </w:style>
   <w:style w:type="paragraph" w:styleId="MacroText">
     <w:name w:val="macro"/>
@@ -1948,7 +2382,7 @@
       </w:tabs>
     </w:pPr>
     <w:rPr>
-      <w:rFonts w:ascii="Arial" w:hAnsi="Arial" w:eastAsia="Yu Gothic"/>
+      <w:rFonts w:ascii="Courier" w:hAnsi="Courier"/>
       <w:sz w:val="20"/>
       <w:szCs w:val="20"/>
     </w:rPr>
@@ -1974,7 +2408,6 @@
     <w:qFormat/>
     <w:rsid w:val="00FC693F"/>
     <w:rPr>
-      <w:rFonts w:ascii="Arial" w:hAnsi="Arial" w:eastAsia="Yu Gothic"/>
       <w:i/>
       <w:iCs/>
       <w:color w:val="000000" w:themeColor="text1"/>
@@ -2091,7 +2524,6 @@
       <w:spacing w:line="240" w:lineRule="auto"/>
     </w:pPr>
     <w:rPr>
-      <w:rFonts w:ascii="Arial" w:hAnsi="Arial" w:eastAsia="Yu Gothic"/>
       <w:b/>
       <w:bCs/>
       <w:color w:val="4F81BD" w:themeColor="accent1"/>
@@ -2137,7 +2569,6 @@
       <w:ind w:left="936" w:right="936"/>
     </w:pPr>
     <w:rPr>
-      <w:rFonts w:ascii="Arial" w:hAnsi="Arial" w:eastAsia="Yu Gothic"/>
       <w:b/>
       <w:bCs/>
       <w:i/>
@@ -2237,9 +2668,6 @@
     <w:pPr>
       <w:outlineLvl w:val="9"/>
     </w:pPr>
-    <w:rPr>
-      <w:rFonts w:ascii="Arial" w:hAnsi="Arial" w:eastAsia="Yu Gothic"/>
-    </w:rPr>
   </w:style>
   <w:style w:type="table" w:styleId="TableGrid">
     <w:name w:val="Table Grid"/>

--- a/18_DOCX/SUBAGENT_EDITORIAL_WORKFLOW.docx
+++ b/18_DOCX/SUBAGENT_EDITORIAL_WORKFLOW.docx
@@ -7,10 +7,6 @@
         <w:pStyle w:val="Heading1"/>
       </w:pPr>
       <w:r>
-        <w:rPr>
-          <w:color w:val="4F81BD"/>
-          <w:sz w:val="32"/>
-        </w:rPr>
         <w:t>SUBAGENT_EDITORIAL_WORKFLOW - Fluxo editorial com subagentes</w:t>
       </w:r>
     </w:p>
@@ -19,10 +15,6 @@
         <w:pStyle w:val="Heading2"/>
       </w:pPr>
       <w:r>
-        <w:rPr>
-          <w:color w:val="4F81BD"/>
-          <w:sz w:val="28"/>
-        </w:rPr>
         <w:t>Controle</w:t>
       </w:r>
     </w:p>
@@ -63,10 +55,6 @@
         <w:pStyle w:val="Heading2"/>
       </w:pPr>
       <w:r>
-        <w:rPr>
-          <w:color w:val="4F81BD"/>
-          <w:sz w:val="28"/>
-        </w:rPr>
         <w:t>Finalidade</w:t>
       </w:r>
     </w:p>
@@ -85,10 +73,6 @@
         <w:pStyle w:val="Heading2"/>
       </w:pPr>
       <w:r>
-        <w:rPr>
-          <w:color w:val="4F81BD"/>
-          <w:sz w:val="28"/>
-        </w:rPr>
         <w:t>Principio central</w:t>
       </w:r>
     </w:p>
@@ -107,10 +91,6 @@
         <w:pStyle w:val="Heading2"/>
       </w:pPr>
       <w:r>
-        <w:rPr>
-          <w:color w:val="4F81BD"/>
-          <w:sz w:val="28"/>
-        </w:rPr>
         <w:t>Equipe recomendada</w:t>
       </w:r>
     </w:p>
@@ -124,10 +104,6 @@
         <w:pStyle w:val="Heading3"/>
       </w:pPr>
       <w:r>
-        <w:rPr>
-          <w:color w:val="4F81BD"/>
-          <w:sz w:val="24"/>
-        </w:rPr>
         <w:t>1. Arquiteto editorial</w:t>
       </w:r>
     </w:p>
@@ -181,10 +157,6 @@
         <w:pStyle w:val="Heading3"/>
       </w:pPr>
       <w:r>
-        <w:rPr>
-          <w:color w:val="4F81BD"/>
-          <w:sz w:val="24"/>
-        </w:rPr>
         <w:t>2. Especialista japones tecnico e NotebookLM</w:t>
       </w:r>
     </w:p>
@@ -230,10 +202,6 @@
         <w:pStyle w:val="Heading3"/>
       </w:pPr>
       <w:r>
-        <w:rPr>
-          <w:color w:val="4F81BD"/>
-          <w:sz w:val="24"/>
-        </w:rPr>
         <w:t>3. Especialista em portugues brasileiro de atendimento</w:t>
       </w:r>
     </w:p>
@@ -279,10 +247,6 @@
         <w:pStyle w:val="Heading3"/>
       </w:pPr>
       <w:r>
-        <w:rPr>
-          <w:color w:val="4F81BD"/>
-          <w:sz w:val="24"/>
-        </w:rPr>
         <w:t>4. Especialista de seguros no Japao e risco comercial</w:t>
       </w:r>
     </w:p>
@@ -352,10 +316,6 @@
         <w:pStyle w:val="Heading3"/>
       </w:pPr>
       <w:r>
-        <w:rPr>
-          <w:color w:val="4F81BD"/>
-          <w:sz w:val="24"/>
-        </w:rPr>
         <w:t>5. Auditor de estrutura e validacao</w:t>
       </w:r>
     </w:p>
@@ -417,10 +377,6 @@
         <w:pStyle w:val="Heading2"/>
       </w:pPr>
       <w:r>
-        <w:rPr>
-          <w:color w:val="4F81BD"/>
-          <w:sz w:val="28"/>
-        </w:rPr>
         <w:t>Regras de delegacao</w:t>
       </w:r>
     </w:p>
@@ -469,7 +425,7 @@
         <w:pStyle w:val="ListBullet"/>
       </w:pPr>
       <w:r>
-        <w:t>Toda entrega deve atualizar CHANGELOG.md.</w:t>
+        <w:t>Toda entrega deve atualizar `CHANGELOG.md`.</w:t>
       </w:r>
     </w:p>
     <w:p>
@@ -477,7 +433,7 @@
         <w:pStyle w:val="ListBullet"/>
       </w:pPr>
       <w:r>
-        <w:t>Toda entrega deve passar por 00_Project/validate_project.py.</w:t>
+        <w:t>Toda entrega deve passar por `00_Project/validate_project.py`.</w:t>
       </w:r>
     </w:p>
     <w:p>
@@ -485,10 +441,6 @@
         <w:pStyle w:val="Heading2"/>
       </w:pPr>
       <w:r>
-        <w:rPr>
-          <w:color w:val="4F81BD"/>
-          <w:sz w:val="28"/>
-        </w:rPr>
         <w:t>Modelo operacional dos agentes</w:t>
       </w:r>
     </w:p>
@@ -497,10 +449,6 @@
         <w:pStyle w:val="Heading3"/>
       </w:pPr>
       <w:r>
-        <w:rPr>
-          <w:color w:val="4F81BD"/>
-          <w:sz w:val="24"/>
-        </w:rPr>
         <w:t>Entrada minima para cada subagente</w:t>
       </w:r>
     </w:p>
@@ -514,6 +462,14 @@
         <w:pStyle w:val="ListBullet"/>
       </w:pPr>
       <w:r>
+        <w:t>briefing de alinhamento `01_Editorial/AGENT_ALIGNMENT_BRIEF.md`</w:t>
+      </w:r>
+    </w:p>
+    <w:p>
+      <w:pPr>
+        <w:pStyle w:val="ListBullet"/>
+      </w:pPr>
+      <w:r>
         <w:t>objetivo do ciclo</w:t>
       </w:r>
     </w:p>
@@ -554,10 +510,6 @@
         <w:pStyle w:val="Heading3"/>
       </w:pPr>
       <w:r>
-        <w:rPr>
-          <w:color w:val="4F81BD"/>
-          <w:sz w:val="24"/>
-        </w:rPr>
         <w:t>Saida esperada por papel</w:t>
       </w:r>
     </w:p>
@@ -743,10 +695,6 @@
         <w:pStyle w:val="Heading3"/>
       </w:pPr>
       <w:r>
-        <w:rPr>
-          <w:color w:val="4F81BD"/>
-          <w:sz w:val="24"/>
-        </w:rPr>
         <w:t>Consolidacao pelo editor-chefe</w:t>
       </w:r>
     </w:p>
@@ -797,10 +745,6 @@
         <w:pStyle w:val="Heading2"/>
       </w:pPr>
       <w:r>
-        <w:rPr>
-          <w:color w:val="4F81BD"/>
-          <w:sz w:val="28"/>
-        </w:rPr>
         <w:t>Quando usar subagentes</w:t>
       </w:r>
     </w:p>
@@ -858,6 +802,14 @@
       </w:r>
     </w:p>
     <w:p>
+      <w:pPr>
+        <w:pStyle w:val="ListBullet"/>
+      </w:pPr>
+      <w:r>
+        <w:t>revisao periodica de sintonia entre producao, NotebookLM, portugues de atendimento e compliance</w:t>
+      </w:r>
+    </w:p>
+    <w:p>
       <w:r>
         <w:t>Nao e necessario usar subagentes para:</w:t>
       </w:r>
@@ -899,10 +851,6 @@
         <w:pStyle w:val="Heading2"/>
       </w:pPr>
       <w:r>
-        <w:rPr>
-          <w:color w:val="4F81BD"/>
-          <w:sz w:val="28"/>
-        </w:rPr>
         <w:t>Backlog gerado por warnings</w:t>
       </w:r>
     </w:p>
@@ -917,43 +865,28 @@
       </w:r>
     </w:p>
     <w:p>
-      <w:pPr>
-        <w:pStyle w:val="ListNumber"/>
-      </w:pPr>
       <w:r>
-        <w:t>FAQs e casos sensiveis sem ## Limite comercial/compliance.</w:t>
+        <w:t>1. FAQs e casos sensiveis sem `## Limite comercial/compliance`.</w:t>
       </w:r>
     </w:p>
     <w:p>
-      <w:pPr>
-        <w:pStyle w:val="ListNumber"/>
-      </w:pPr>
       <w:r>
-        <w:t>FAQs sem ## Consulta natural em japonês.</w:t>
+        <w:t>2. FAQs sem `## Consulta natural em japonês`.</w:t>
       </w:r>
     </w:p>
     <w:p>
-      <w:pPr>
-        <w:pStyle w:val="ListNumber"/>
-      </w:pPr>
       <w:r>
-        <w:t>Dialogos sem objecao real ou sem proximo passo concreto.</w:t>
+        <w:t>3. Dialogos sem objecao real ou sem proximo passo concreto.</w:t>
       </w:r>
     </w:p>
     <w:p>
-      <w:pPr>
-        <w:pStyle w:val="ListNumber"/>
-      </w:pPr>
       <w:r>
-        <w:t>Indices NotebookLM pouco conversacionais.</w:t>
+        <w:t>4. Indices NotebookLM pouco conversacionais.</w:t>
       </w:r>
     </w:p>
     <w:p>
-      <w:pPr>
-        <w:pStyle w:val="ListNumber"/>
-      </w:pPr>
       <w:r>
-        <w:t>Termos recorrentes sem alinhamento explicito com o glossario mestre.</w:t>
+        <w:t>5. Termos recorrentes sem alinhamento explicito com o glossario mestre.</w:t>
       </w:r>
     </w:p>
     <w:p>
@@ -966,102 +899,217 @@
         <w:pStyle w:val="Heading2"/>
       </w:pPr>
       <w:r>
-        <w:rPr>
-          <w:color w:val="4F81BD"/>
-          <w:sz w:val="28"/>
-        </w:rPr>
         <w:t>Fluxo recomendado</w:t>
       </w:r>
     </w:p>
     <w:p>
-      <w:pPr>
-        <w:pStyle w:val="ListNumber"/>
-      </w:pPr>
       <w:r>
-        <w:t>Definir objetivo do ciclo.</w:t>
+        <w:t>1. Definir objetivo do ciclo.</w:t>
       </w:r>
     </w:p>
     <w:p>
-      <w:pPr>
-        <w:pStyle w:val="ListNumber"/>
-      </w:pPr>
       <w:r>
-        <w:t>Dividir analise em lentes especializadas.</w:t>
+        <w:t>2. Reconfirmar o briefing `01_Editorial/AGENT_ALIGNMENT_BRIEF.md`.</w:t>
       </w:r>
     </w:p>
     <w:p>
-      <w:pPr>
-        <w:pStyle w:val="ListNumber"/>
-      </w:pPr>
       <w:r>
-        <w:t>Rodar subagentes em paralelo.</w:t>
+        <w:t>3. Dividir analise em lentes especializadas.</w:t>
       </w:r>
     </w:p>
     <w:p>
-      <w:pPr>
-        <w:pStyle w:val="ListNumber"/>
-      </w:pPr>
       <w:r>
-        <w:t>Consolidar convergencias e conflitos.</w:t>
+        <w:t>4. Rodar subagentes em paralelo.</w:t>
       </w:r>
     </w:p>
     <w:p>
-      <w:pPr>
-        <w:pStyle w:val="ListNumber"/>
-      </w:pPr>
       <w:r>
-        <w:t>Aplicar somente mudancas de alto valor.</w:t>
+        <w:t>5. Consolidar convergencias e conflitos.</w:t>
       </w:r>
     </w:p>
     <w:p>
-      <w:pPr>
-        <w:pStyle w:val="ListNumber"/>
-      </w:pPr>
       <w:r>
-        <w:t>Gerar Markdown, DOCX e PDF quando aplicavel.</w:t>
+        <w:t>6. Aplicar somente mudancas de alto valor.</w:t>
       </w:r>
     </w:p>
     <w:p>
-      <w:pPr>
-        <w:pStyle w:val="ListNumber"/>
-      </w:pPr>
       <w:r>
-        <w:t>Rodar validador.</w:t>
+        <w:t>7. Gerar Markdown, DOCX e PDF quando aplicavel.</w:t>
       </w:r>
     </w:p>
     <w:p>
-      <w:pPr>
-        <w:pStyle w:val="ListNumber"/>
-      </w:pPr>
       <w:r>
-        <w:t>Renderizar DOCX/PDF quando houver alteracao de formato.</w:t>
+        <w:t>8. Rodar validador.</w:t>
       </w:r>
     </w:p>
     <w:p>
-      <w:pPr>
-        <w:pStyle w:val="ListNumber"/>
-      </w:pPr>
       <w:r>
-        <w:t>Atualizar CHANGELOG.</w:t>
+        <w:t>9. Renderizar DOCX/PDF quando houver alteracao de formato.</w:t>
       </w:r>
     </w:p>
     <w:p>
-      <w:pPr>
-        <w:pStyle w:val="ListNumber"/>
-      </w:pPr>
       <w:r>
-        <w:t>Fazer commit e sincronizar com GitHub.</w:t>
+        <w:t>10. Atualizar CHANGELOG.</w:t>
       </w:r>
     </w:p>
     <w:p>
+      <w:r>
+        <w:t>11. Fazer commit e sincronizar com GitHub.</w:t>
+      </w:r>
+    </w:p>
+    <w:p>
       <w:pPr>
         <w:pStyle w:val="Heading2"/>
       </w:pPr>
       <w:r>
-        <w:rPr>
-          <w:color w:val="4F81BD"/>
-          <w:sz w:val="28"/>
-        </w:rPr>
+        <w:t>Revisao periodica autonoma</w:t>
+      </w:r>
+    </w:p>
+    <w:p>
+      <w:r>
+        <w:t>O projeto deve executar revisoes periodicas de sintonia editorial para evitar que a producao se transforme apenas em volume.</w:t>
+      </w:r>
+    </w:p>
+    <w:p>
+      <w:r>
+        <w:t>Frequencia recomendada:</w:t>
+      </w:r>
+    </w:p>
+    <w:p>
+      <w:pPr>
+        <w:pStyle w:val="ListBullet"/>
+      </w:pPr>
+      <w:r>
+        <w:t>a cada semana de trabalho editorial intenso</w:t>
+      </w:r>
+    </w:p>
+    <w:p>
+      <w:pPr>
+        <w:pStyle w:val="ListBullet"/>
+      </w:pPr>
+      <w:r>
+        <w:t>antes de abrir nova categoria</w:t>
+      </w:r>
+    </w:p>
+    <w:p>
+      <w:pPr>
+        <w:pStyle w:val="ListBullet"/>
+      </w:pPr>
+      <w:r>
+        <w:t>depois de cada lote relevante com NotebookLM, FAQs, dialogos ou casos</w:t>
+      </w:r>
+    </w:p>
+    <w:p>
+      <w:pPr>
+        <w:pStyle w:val="ListBullet"/>
+      </w:pPr>
+      <w:r>
+        <w:t>sempre que uma ferramenta externa ou subagente produzir material bruto em quantidade</w:t>
+      </w:r>
+    </w:p>
+    <w:p>
+      <w:r>
+        <w:t>A revisao periodica deve verificar:</w:t>
+      </w:r>
+    </w:p>
+    <w:p>
+      <w:pPr>
+        <w:pStyle w:val="ListBullet"/>
+      </w:pPr>
+      <w:r>
+        <w:t>se a categoria possui camada NotebookLM</w:t>
+      </w:r>
+    </w:p>
+    <w:p>
+      <w:pPr>
+        <w:pStyle w:val="ListBullet"/>
+      </w:pPr>
+      <w:r>
+        <w:t>se o corretor japones encontra o conteudo por perguntas naturais em japones</w:t>
+      </w:r>
+    </w:p>
+    <w:p>
+      <w:pPr>
+        <w:pStyle w:val="ListBullet"/>
+      </w:pPr>
+      <w:r>
+        <w:t>se ha portugues brasileiro falavel para o cliente</w:t>
+      </w:r>
+    </w:p>
+    <w:p>
+      <w:pPr>
+        <w:pStyle w:val="ListBullet"/>
+      </w:pPr>
+      <w:r>
+        <w:t>se ha proximo passo operacional para o atendimento</w:t>
+      </w:r>
+    </w:p>
+    <w:p>
+      <w:pPr>
+        <w:pStyle w:val="ListBullet"/>
+      </w:pPr>
+      <w:r>
+        <w:t>se ha limite comercial/compliance em temas sensiveis</w:t>
+      </w:r>
+    </w:p>
+    <w:p>
+      <w:pPr>
+        <w:pStyle w:val="ListBullet"/>
+      </w:pPr>
+      <w:r>
+        <w:t>se referencias cruzadas apontam para documentos realmente relacionados</w:t>
+      </w:r>
+    </w:p>
+    <w:p>
+      <w:pPr>
+        <w:pStyle w:val="ListBullet"/>
+      </w:pPr>
+      <w:r>
+        <w:t>se Markdown, DOCX e PDF estao sincronizados</w:t>
+      </w:r>
+    </w:p>
+    <w:p>
+      <w:r>
+        <w:t>Resultado esperado:</w:t>
+      </w:r>
+    </w:p>
+    <w:p>
+      <w:pPr>
+        <w:pStyle w:val="ListBullet"/>
+      </w:pPr>
+      <w:r>
+        <w:t>relatorio curto em `00_Project`</w:t>
+      </w:r>
+    </w:p>
+    <w:p>
+      <w:pPr>
+        <w:pStyle w:val="ListBullet"/>
+      </w:pPr>
+      <w:r>
+        <w:t>correcoes aplicadas quando forem seguras</w:t>
+      </w:r>
+    </w:p>
+    <w:p>
+      <w:pPr>
+        <w:pStyle w:val="ListBullet"/>
+      </w:pPr>
+      <w:r>
+        <w:t>backlog quando a correcao exigir expansao maior</w:t>
+      </w:r>
+    </w:p>
+    <w:p>
+      <w:pPr>
+        <w:pStyle w:val="ListBullet"/>
+      </w:pPr>
+      <w:r>
+        <w:t>validacao objetiva antes do commit</w:t>
+      </w:r>
+    </w:p>
+    <w:p>
+      <w:pPr>
+        <w:pStyle w:val="Heading2"/>
+      </w:pPr>
+      <w:r>
         <w:t>Criterios para aceitar recomendacao de subagente</w:t>
       </w:r>
     </w:p>
@@ -1168,10 +1216,6 @@
         <w:pStyle w:val="Heading2"/>
       </w:pPr>
       <w:r>
-        <w:rPr>
-          <w:color w:val="4F81BD"/>
-          <w:sz w:val="28"/>
-        </w:rPr>
         <w:t>Piloto inicial</w:t>
       </w:r>
     </w:p>
@@ -1222,10 +1266,6 @@
         <w:pStyle w:val="Heading2"/>
       </w:pPr>
       <w:r>
-        <w:rPr>
-          <w:color w:val="4F81BD"/>
-          <w:sz w:val="28"/>
-        </w:rPr>
         <w:t>Resultado do primeiro piloto</w:t>
       </w:r>
     </w:p>
@@ -1313,52 +1353,32 @@
         <w:pStyle w:val="Heading2"/>
       </w:pPr>
       <w:r>
-        <w:rPr>
-          <w:color w:val="4F81BD"/>
-          <w:sz w:val="28"/>
-        </w:rPr>
         <w:t>Historico de revisao</w:t>
       </w:r>
     </w:p>
     <w:p>
       <w:r>
-        <w:rPr>
-          <w:rFonts w:ascii="Courier New" w:hAnsi="Courier New"/>
-          <w:sz w:val="16"/>
-        </w:rPr>
         <w:t>| Data | Versao | Autor | Alteracao |</w:t>
       </w:r>
     </w:p>
     <w:p>
       <w:r>
-        <w:rPr>
-          <w:rFonts w:ascii="Courier New" w:hAnsi="Courier New"/>
-          <w:sz w:val="16"/>
-        </w:rPr>
         <w:t>| --- | --- | --- | --- |</w:t>
       </w:r>
     </w:p>
     <w:p>
       <w:r>
-        <w:rPr>
-          <w:rFonts w:ascii="Courier New" w:hAnsi="Courier New"/>
-          <w:sz w:val="16"/>
-        </w:rPr>
         <w:t>| 2026-06-26 | 0.2 | JP-BR Insurance Knowledge Base | Reforco do modelo operacional, saidas por papel e tratamento de warnings como backlog editorial. |</w:t>
       </w:r>
     </w:p>
     <w:p>
       <w:r>
-        <w:rPr>
-          <w:rFonts w:ascii="Courier New" w:hAnsi="Courier New"/>
-          <w:sz w:val="16"/>
-        </w:rPr>
         <w:t>| 2026-06-26 | 0.1 | JP-BR Insurance Knowledge Base | Criacao do fluxo editorial com subagentes. |</w:t>
       </w:r>
     </w:p>
     <w:sectPr>
       <w:pgSz w:w="12240" w:h="15840"/>
-      <w:pgMar w:top="1440" w:right="1440" w:bottom="1440" w:left="1440" w:header="720" w:footer="720" w:gutter="0"/>
+      <w:pgMar w:top="1440" w:right="1800" w:bottom="1440" w:left="1800" w:header="720" w:footer="720" w:gutter="0"/>
       <w:cols w:space="720"/>
       <w:docGrid w:linePitch="360"/>
     </w:sectPr>
@@ -1730,8 +1750,8 @@
     <w:qFormat/>
     <w:rsid w:val="00FC693F"/>
     <w:rPr>
-      <w:rFonts w:ascii="Arial" w:hAnsi="Arial"/>
-      <w:sz w:val="22"/>
+      <w:rFonts w:ascii="Noto Sans CJK JP" w:hAnsi="Noto Sans CJK JP" w:eastAsia="Noto Sans CJK JP"/>
+      <w:sz w:val="20"/>
     </w:rPr>
   </w:style>
   <w:style w:type="paragraph" w:styleId="Header">
@@ -1793,11 +1813,11 @@
       <w:outlineLvl w:val="0"/>
     </w:pPr>
     <w:rPr>
-      <w:rFonts w:asciiTheme="majorHAnsi" w:eastAsiaTheme="majorEastAsia" w:hAnsiTheme="majorHAnsi" w:cstheme="majorBidi"/>
+      <w:rFonts w:asciiTheme="majorHAnsi" w:eastAsiaTheme="majorEastAsia" w:hAnsiTheme="majorHAnsi" w:cstheme="majorBidi" w:ascii="Noto Sans CJK JP" w:hAnsi="Noto Sans CJK JP" w:eastAsia="Noto Sans CJK JP"/>
       <w:b/>
       <w:bCs/>
       <w:color w:val="365F91" w:themeColor="accent1" w:themeShade="BF"/>
-      <w:sz w:val="28"/>
+      <w:sz w:val="32"/>
       <w:szCs w:val="28"/>
     </w:rPr>
   </w:style>
@@ -1817,7 +1837,7 @@
       <w:outlineLvl w:val="1"/>
     </w:pPr>
     <w:rPr>
-      <w:rFonts w:asciiTheme="majorHAnsi" w:eastAsiaTheme="majorEastAsia" w:hAnsiTheme="majorHAnsi" w:cstheme="majorBidi"/>
+      <w:rFonts w:asciiTheme="majorHAnsi" w:eastAsiaTheme="majorEastAsia" w:hAnsiTheme="majorHAnsi" w:cstheme="majorBidi" w:ascii="Noto Sans CJK JP" w:hAnsi="Noto Sans CJK JP" w:eastAsia="Noto Sans CJK JP"/>
       <w:b/>
       <w:bCs/>
       <w:color w:val="4F81BD" w:themeColor="accent1"/>
@@ -1841,10 +1861,11 @@
       <w:outlineLvl w:val="2"/>
     </w:pPr>
     <w:rPr>
-      <w:rFonts w:asciiTheme="majorHAnsi" w:eastAsiaTheme="majorEastAsia" w:hAnsiTheme="majorHAnsi" w:cstheme="majorBidi"/>
+      <w:rFonts w:asciiTheme="majorHAnsi" w:eastAsiaTheme="majorEastAsia" w:hAnsiTheme="majorHAnsi" w:cstheme="majorBidi" w:ascii="Noto Sans CJK JP" w:hAnsi="Noto Sans CJK JP" w:eastAsia="Noto Sans CJK JP"/>
       <w:b/>
       <w:bCs/>
       <w:color w:val="4F81BD" w:themeColor="accent1"/>
+      <w:sz w:val="22"/>
     </w:rPr>
   </w:style>
   <w:style w:type="paragraph" w:styleId="Heading4">
@@ -1864,12 +1885,13 @@
       <w:outlineLvl w:val="3"/>
     </w:pPr>
     <w:rPr>
-      <w:rFonts w:asciiTheme="majorHAnsi" w:eastAsiaTheme="majorEastAsia" w:hAnsiTheme="majorHAnsi" w:cstheme="majorBidi"/>
+      <w:rFonts w:asciiTheme="majorHAnsi" w:eastAsiaTheme="majorEastAsia" w:hAnsiTheme="majorHAnsi" w:cstheme="majorBidi" w:ascii="Noto Sans CJK JP" w:hAnsi="Noto Sans CJK JP" w:eastAsia="Noto Sans CJK JP"/>
       <w:b/>
       <w:bCs/>
       <w:i/>
       <w:iCs/>
       <w:color w:val="4F81BD" w:themeColor="accent1"/>
+      <w:sz w:val="22"/>
     </w:rPr>
   </w:style>
   <w:style w:type="paragraph" w:styleId="Heading5">

--- a/18_DOCX/SUBAGENT_EDITORIAL_WORKFLOW.docx
+++ b/18_DOCX/SUBAGENT_EDITORIAL_WORKFLOW.docx
@@ -980,6 +980,14 @@
         <w:pStyle w:val="ListBullet"/>
       </w:pPr>
       <w:r>
+        <w:t>diariamente quando houver produção editorial ativa</w:t>
+      </w:r>
+    </w:p>
+    <w:p>
+      <w:pPr>
+        <w:pStyle w:val="ListBullet"/>
+      </w:pPr>
+      <w:r>
         <w:t>a cada semana de trabalho editorial intenso</w:t>
       </w:r>
     </w:p>
@@ -1103,6 +1111,64 @@
       </w:pPr>
       <w:r>
         <w:t>validacao objetiva antes do commit</w:t>
+      </w:r>
+    </w:p>
+    <w:p>
+      <w:pPr>
+        <w:pStyle w:val="Heading2"/>
+      </w:pPr>
+      <w:r>
+        <w:t>Rotina diaria com equipe de LLMs</w:t>
+      </w:r>
+    </w:p>
+    <w:p>
+      <w:r>
+        <w:t>Em dias de produção ativa, o ciclo deve usar a equipe de LLMs de forma exaustiva, mas ordenada.</w:t>
+      </w:r>
+    </w:p>
+    <w:p>
+      <w:r>
+        <w:t>Sequência recomendada:</w:t>
+      </w:r>
+    </w:p>
+    <w:p>
+      <w:r>
+        <w:t>1. Escolher um escopo pequeno e concreto.</w:t>
+      </w:r>
+    </w:p>
+    <w:p>
+      <w:r>
+        <w:t>2. Delegar revisões independentes por lente editorial.</w:t>
+      </w:r>
+    </w:p>
+    <w:p>
+      <w:r>
+        <w:t>3. Usar LLMs externas apenas para rascunho, comparação ou revisão.</w:t>
+      </w:r>
+    </w:p>
+    <w:p>
+      <w:r>
+        <w:t>4. Consolidar no agente principal.</w:t>
+      </w:r>
+    </w:p>
+    <w:p>
+      <w:r>
+        <w:t>5. Aplicar somente o que melhora atendimento real, NotebookLM ou compliance.</w:t>
+      </w:r>
+    </w:p>
+    <w:p>
+      <w:r>
+        <w:t>6. Regenerar Markdown, DOCX e PDF quando necessário.</w:t>
+      </w:r>
+    </w:p>
+    <w:p>
+      <w:r>
+        <w:t>7. Validar e registrar no CHANGELOG.</w:t>
+      </w:r>
+    </w:p>
+    <w:p>
+      <w:r>
+        <w:t>O ganho de produtividade vem da paralelização das revisões, não da entrada automática de conteúdo bruto.</w:t>
       </w:r>
     </w:p>
     <w:p>
